--- a/vbhc-vn/skills/vbhc-vn/examples/sct/bao-cao-ccn-gui-bct-ban-chuan-nguoi-dung.docx
+++ b/vbhc-vn/skills/vbhc-vn/examples/sct/bao-cao-ccn-gui-bct-ban-chuan-nguoi-dung.docx
@@ -160,7 +160,7 @@
                 <w:szCs w:val="28"/>
                 <w:lang w:val="vi-VN"/>
               </w:rPr>
-              <w:t>Độc lập - Tự do - Hạnh phúc</w:t>
+              <w:t>Độc lập – Tự do – Hạnh phúc</w:t>
             </w:r>
           </w:p>
         </w:tc>
